--- a/Tailored_CVs/Shinoy_Technolution_Ervaren_Software_Engineer.docx
+++ b/Tailored_CVs/Shinoy_Technolution_Ervaren_Software_Engineer.docx
@@ -70,7 +70,7 @@
           <w:b w:val="0"/>
           <w:sz w:val="19"/>
         </w:rPr>
-        <w:t>I am an experienced software engineer with a strong background in building scalable Java systems, automated testing, and CI/CD pipelines. Currently holding a valid EU residence permit in the Netherlands, I enjoy working closely with teammates to design reliable solutions for complex technical challenges. I bring a practical approach to quality assurance and process optimization to help teams deliver impactful software.</w:t>
+        <w:t>I am an experienced software engineer with a strong background in building scalable Java systems and automation frameworks. I enjoy working closely with team members to solve complex technical challenges and improve software quality. Holding a valid EU residence permit, I am ready to contribute directly to impactful projects at Technolution.</w:t>
       </w:r>
     </w:p>
     <w:p>
@@ -288,7 +288,7 @@
           <w:b w:val="0"/>
           <w:sz w:val="18"/>
         </w:rPr>
-        <w:t>▸ Developed and maintained scalable automation frameworks utilizing Java, Selenium, and Playwright to support complex microservices workflows.</w:t>
+        <w:t>▸ Developed and maintained scalable automation frameworks using Java and TypeScript, ensuring high software quality across complex microservices.</w:t>
       </w:r>
     </w:p>
     <w:p>
@@ -301,7 +301,7 @@
           <w:b w:val="0"/>
           <w:sz w:val="18"/>
         </w:rPr>
-        <w:t>▸ Architected automated CI/CD pipelines and managed cloud test environments using AWS, Docker, and Terraform to ensure continuous delivery.</w:t>
+        <w:t>▸ Collaborated daily with crossfunctional teams and stakeholders to discuss design choices, review features, and resolve technical blockers.</w:t>
       </w:r>
     </w:p>
     <w:p>
@@ -314,7 +314,7 @@
           <w:b w:val="0"/>
           <w:sz w:val="18"/>
         </w:rPr>
-        <w:t>▸ Collaborated closely with crossfunctional teams and product stakeholders to translate business requirements into technical testing strategies.</w:t>
+        <w:t>▸ Architected automated CI/CD pipelines and provisioned test environments using AWS and Terraform to support continuous software delivery.</w:t>
       </w:r>
     </w:p>
     <w:p>
@@ -327,7 +327,7 @@
           <w:b w:val="0"/>
           <w:sz w:val="18"/>
         </w:rPr>
-        <w:t>▸ Streamlined test generation and deployment scripts utilizing AI tools like Gemini Code Assist to improve overall execution efficiency.</w:t>
+        <w:t>▸ Streamlined test generation and deployment scripts by integrating Gemini Code Assist to improve overall engineering efficiency.</w:t>
       </w:r>
     </w:p>
     <w:p>
